--- a/CHECKLISTS/CARIBBEAN CARGO SHIP SAFETY CERTIFICATE/CHECK  LIST/CCSSC-01.docx
+++ b/CHECKLISTS/CARIBBEAN CARGO SHIP SAFETY CERTIFICATE/CHECK  LIST/CCSSC-01.docx
@@ -1316,64 +1316,74 @@
           <w:trHeight w:hRule="exact" w:val="648"/>
         </w:trPr>
         <w:tc>
-          <w:tcPr>
-            <w:tcW w:w="3990" w:type="dxa"/>
-            <w:tcBorders>
-              <w:top w:val="single" w:sz="8" w:space="0" w:color="000000"/>
-              <w:left w:val="single" w:sz="8" w:space="0" w:color="000000"/>
-              <w:bottom w:val="single" w:sz="8" w:space="0" w:color="000000"/>
-              <w:right w:val="single" w:sz="8" w:space="0" w:color="000000"/>
-            </w:tcBorders>
-          </w:tcPr>
-          <w:p/>
+          <w:sdt>
+            <w:sdtPr>
+              <w:tag w:val="vessel_name"/>
+            </w:sdtPr>
+            <w:sdtContent>
+              <w:p>
+                <w:r>
+                  <w:t>{vessel_name}</w:t>
+                </w:r>
+              </w:p>
+            </w:sdtContent>
+          </w:sdt>
         </w:tc>
         <w:tc>
-          <w:tcPr>
-            <w:tcW w:w="1983" w:type="dxa"/>
-            <w:tcBorders>
-              <w:top w:val="single" w:sz="8" w:space="0" w:color="000000"/>
-              <w:left w:val="single" w:sz="8" w:space="0" w:color="000000"/>
-              <w:bottom w:val="single" w:sz="8" w:space="0" w:color="000000"/>
-              <w:right w:val="single" w:sz="8" w:space="0" w:color="000000"/>
-            </w:tcBorders>
-          </w:tcPr>
-          <w:p/>
+          <w:sdt>
+            <w:sdtPr>
+              <w:tag w:val="call_sign"/>
+            </w:sdtPr>
+            <w:sdtContent>
+              <w:p>
+                <w:r>
+                  <w:t>{call_sign}</w:t>
+                </w:r>
+              </w:p>
+            </w:sdtContent>
+          </w:sdt>
         </w:tc>
         <w:tc>
-          <w:tcPr>
-            <w:tcW w:w="1555" w:type="dxa"/>
-            <w:tcBorders>
-              <w:top w:val="single" w:sz="8" w:space="0" w:color="000000"/>
-              <w:left w:val="single" w:sz="8" w:space="0" w:color="000000"/>
-              <w:bottom w:val="single" w:sz="8" w:space="0" w:color="000000"/>
-              <w:right w:val="single" w:sz="8" w:space="0" w:color="000000"/>
-            </w:tcBorders>
-          </w:tcPr>
-          <w:p/>
+          <w:sdt>
+            <w:sdtPr>
+              <w:tag w:val="port_of_registry"/>
+            </w:sdtPr>
+            <w:sdtContent>
+              <w:p>
+                <w:r>
+                  <w:t>{port_of_registry}</w:t>
+                </w:r>
+              </w:p>
+            </w:sdtContent>
+          </w:sdt>
         </w:tc>
         <w:tc>
-          <w:tcPr>
-            <w:tcW w:w="1513" w:type="dxa"/>
-            <w:tcBorders>
-              <w:top w:val="single" w:sz="8" w:space="0" w:color="000000"/>
-              <w:left w:val="single" w:sz="8" w:space="0" w:color="000000"/>
-              <w:bottom w:val="single" w:sz="8" w:space="0" w:color="000000"/>
-              <w:right w:val="single" w:sz="8" w:space="0" w:color="000000"/>
-            </w:tcBorders>
-          </w:tcPr>
-          <w:p/>
+          <w:sdt>
+            <w:sdtPr>
+              <w:tag w:val="gross_tonnage"/>
+            </w:sdtPr>
+            <w:sdtContent>
+              <w:p>
+                <w:r>
+                  <w:t>{gross_tonnage}</w:t>
+                </w:r>
+              </w:p>
+            </w:sdtContent>
+          </w:sdt>
         </w:tc>
         <w:tc>
-          <w:tcPr>
-            <w:tcW w:w="1702" w:type="dxa"/>
-            <w:tcBorders>
-              <w:top w:val="single" w:sz="8" w:space="0" w:color="000000"/>
-              <w:left w:val="single" w:sz="8" w:space="0" w:color="000000"/>
-              <w:bottom w:val="single" w:sz="8" w:space="0" w:color="000000"/>
-              <w:right w:val="single" w:sz="8" w:space="0" w:color="000000"/>
-            </w:tcBorders>
-          </w:tcPr>
-          <w:p/>
+          <w:sdt>
+            <w:sdtPr>
+              <w:tag w:val="imo_number"/>
+            </w:sdtPr>
+            <w:sdtContent>
+              <w:p>
+                <w:r>
+                  <w:t>{imo_number}</w:t>
+                </w:r>
+              </w:p>
+            </w:sdtContent>
+          </w:sdt>
         </w:tc>
       </w:tr>
       <w:tr>
@@ -1585,41 +1595,46 @@
           <w:trHeight w:hRule="exact" w:val="650"/>
         </w:trPr>
         <w:tc>
-          <w:tcPr>
-            <w:tcW w:w="3990" w:type="dxa"/>
-            <w:tcBorders>
-              <w:top w:val="single" w:sz="8" w:space="0" w:color="000000"/>
-              <w:left w:val="single" w:sz="8" w:space="0" w:color="000000"/>
-              <w:bottom w:val="single" w:sz="8" w:space="0" w:color="000000"/>
-              <w:right w:val="single" w:sz="8" w:space="0" w:color="000000"/>
-            </w:tcBorders>
-          </w:tcPr>
-          <w:p/>
+          <w:sdt>
+            <w:sdtPr>
+              <w:tag w:val="ship_type"/>
+            </w:sdtPr>
+            <w:sdtContent>
+              <w:p>
+                <w:r>
+                  <w:t>{ship_type}</w:t>
+                </w:r>
+              </w:p>
+            </w:sdtContent>
+          </w:sdt>
         </w:tc>
         <w:tc>
-          <w:tcPr>
-            <w:tcW w:w="1983" w:type="dxa"/>
-            <w:tcBorders>
-              <w:top w:val="single" w:sz="8" w:space="0" w:color="000000"/>
-              <w:left w:val="single" w:sz="8" w:space="0" w:color="000000"/>
-              <w:bottom w:val="single" w:sz="8" w:space="0" w:color="000000"/>
-              <w:right w:val="single" w:sz="8" w:space="0" w:color="000000"/>
-            </w:tcBorders>
-          </w:tcPr>
-          <w:p/>
+          <w:sdt>
+            <w:sdtPr>
+              <w:tag w:val="net_tonnage"/>
+            </w:sdtPr>
+            <w:sdtContent>
+              <w:p>
+                <w:r>
+                  <w:t>{net_tonnage}</w:t>
+                </w:r>
+              </w:p>
+            </w:sdtContent>
+          </w:sdt>
         </w:tc>
         <w:tc>
-          <w:tcPr>
-            <w:tcW w:w="3068" w:type="dxa"/>
-            <w:gridSpan w:val="2"/>
-            <w:tcBorders>
-              <w:top w:val="single" w:sz="8" w:space="0" w:color="000000"/>
-              <w:left w:val="single" w:sz="8" w:space="0" w:color="000000"/>
-              <w:bottom w:val="single" w:sz="8" w:space="0" w:color="000000"/>
-              <w:right w:val="single" w:sz="8" w:space="0" w:color="000000"/>
-            </w:tcBorders>
-          </w:tcPr>
-          <w:p/>
+          <w:sdt>
+            <w:sdtPr>
+              <w:tag w:val="deadweight"/>
+            </w:sdtPr>
+            <w:sdtContent>
+              <w:p>
+                <w:r>
+                  <w:t>{deadweight}</w:t>
+                </w:r>
+              </w:p>
+            </w:sdtContent>
+          </w:sdt>
         </w:tc>
         <w:tc>
           <w:tcPr>
@@ -2820,16 +2835,18 @@
           <w:trHeight w:hRule="exact" w:val="434"/>
         </w:trPr>
         <w:tc>
-          <w:tcPr>
-            <w:tcW w:w="3217" w:type="dxa"/>
-            <w:tcBorders>
-              <w:top w:val="single" w:sz="5" w:space="0" w:color="000000"/>
-              <w:left w:val="single" w:sz="5" w:space="0" w:color="000000"/>
-              <w:bottom w:val="single" w:sz="5" w:space="0" w:color="000000"/>
-              <w:right w:val="single" w:sz="5" w:space="0" w:color="000000"/>
-            </w:tcBorders>
-          </w:tcPr>
-          <w:p/>
+          <w:sdt>
+            <w:sdtPr>
+              <w:tag w:val="vessel_name"/>
+            </w:sdtPr>
+            <w:sdtContent>
+              <w:p>
+                <w:r>
+                  <w:t>{vessel_name}</w:t>
+                </w:r>
+              </w:p>
+            </w:sdtContent>
+          </w:sdt>
         </w:tc>
         <w:tc>
           <w:tcPr>
@@ -6026,16 +6043,18 @@
                       <w:trHeight w:hRule="exact" w:val="434"/>
                     </w:trPr>
                     <w:tc>
-                      <w:tcPr>
-                        <w:tcW w:w="3217" w:type="dxa"/>
-                        <w:tcBorders>
-                          <w:top w:val="single" w:sz="5" w:space="0" w:color="000000"/>
-                          <w:left w:val="single" w:sz="5" w:space="0" w:color="000000"/>
-                          <w:bottom w:val="single" w:sz="5" w:space="0" w:color="000000"/>
-                          <w:right w:val="single" w:sz="5" w:space="0" w:color="000000"/>
-                        </w:tcBorders>
-                      </w:tcPr>
-                      <w:p/>
+                      <w:sdt>
+                        <w:sdtPr>
+                          <w:tag w:val="vessel_name"/>
+                        </w:sdtPr>
+                        <w:sdtContent>
+                          <w:p>
+                            <w:r>
+                              <w:t>{vessel_name}</w:t>
+                            </w:r>
+                          </w:p>
+                        </w:sdtContent>
+                      </w:sdt>
                     </w:tc>
                     <w:tc>
                       <w:tcPr>
@@ -10778,16 +10797,18 @@
           <w:trHeight w:hRule="exact" w:val="434"/>
         </w:trPr>
         <w:tc>
-          <w:tcPr>
-            <w:tcW w:w="3217" w:type="dxa"/>
-            <w:tcBorders>
-              <w:top w:val="single" w:sz="5" w:space="0" w:color="000000"/>
-              <w:left w:val="single" w:sz="5" w:space="0" w:color="000000"/>
-              <w:bottom w:val="single" w:sz="5" w:space="0" w:color="000000"/>
-              <w:right w:val="single" w:sz="5" w:space="0" w:color="000000"/>
-            </w:tcBorders>
-          </w:tcPr>
-          <w:p/>
+          <w:sdt>
+            <w:sdtPr>
+              <w:tag w:val="vessel_name"/>
+            </w:sdtPr>
+            <w:sdtContent>
+              <w:p>
+                <w:r>
+                  <w:t>{vessel_name}</w:t>
+                </w:r>
+              </w:p>
+            </w:sdtContent>
+          </w:sdt>
         </w:tc>
         <w:tc>
           <w:tcPr>
@@ -14381,16 +14402,18 @@
                       <w:trHeight w:hRule="exact" w:val="434"/>
                     </w:trPr>
                     <w:tc>
-                      <w:tcPr>
-                        <w:tcW w:w="3217" w:type="dxa"/>
-                        <w:tcBorders>
-                          <w:top w:val="single" w:sz="5" w:space="0" w:color="000000"/>
-                          <w:left w:val="single" w:sz="5" w:space="0" w:color="000000"/>
-                          <w:bottom w:val="single" w:sz="5" w:space="0" w:color="000000"/>
-                          <w:right w:val="single" w:sz="5" w:space="0" w:color="000000"/>
-                        </w:tcBorders>
-                      </w:tcPr>
-                      <w:p/>
+                      <w:sdt>
+                        <w:sdtPr>
+                          <w:tag w:val="vessel_name"/>
+                        </w:sdtPr>
+                        <w:sdtContent>
+                          <w:p>
+                            <w:r>
+                              <w:t>{vessel_name}</w:t>
+                            </w:r>
+                          </w:p>
+                        </w:sdtContent>
+                      </w:sdt>
                     </w:tc>
                     <w:tc>
                       <w:tcPr>
@@ -17676,16 +17699,18 @@
           <w:trHeight w:hRule="exact" w:val="434"/>
         </w:trPr>
         <w:tc>
-          <w:tcPr>
-            <w:tcW w:w="3217" w:type="dxa"/>
-            <w:tcBorders>
-              <w:top w:val="single" w:sz="5" w:space="0" w:color="000000"/>
-              <w:left w:val="single" w:sz="5" w:space="0" w:color="000000"/>
-              <w:bottom w:val="single" w:sz="5" w:space="0" w:color="000000"/>
-              <w:right w:val="single" w:sz="5" w:space="0" w:color="000000"/>
-            </w:tcBorders>
-          </w:tcPr>
-          <w:p/>
+          <w:sdt>
+            <w:sdtPr>
+              <w:tag w:val="vessel_name"/>
+            </w:sdtPr>
+            <w:sdtContent>
+              <w:p>
+                <w:r>
+                  <w:t>{vessel_name}</w:t>
+                </w:r>
+              </w:p>
+            </w:sdtContent>
+          </w:sdt>
         </w:tc>
         <w:tc>
           <w:tcPr>
@@ -20997,16 +21022,18 @@
           <w:trHeight w:hRule="exact" w:val="434"/>
         </w:trPr>
         <w:tc>
-          <w:tcPr>
-            <w:tcW w:w="3217" w:type="dxa"/>
-            <w:tcBorders>
-              <w:top w:val="single" w:sz="5" w:space="0" w:color="000000"/>
-              <w:left w:val="single" w:sz="5" w:space="0" w:color="000000"/>
-              <w:bottom w:val="single" w:sz="5" w:space="0" w:color="000000"/>
-              <w:right w:val="single" w:sz="5" w:space="0" w:color="000000"/>
-            </w:tcBorders>
-          </w:tcPr>
-          <w:p/>
+          <w:sdt>
+            <w:sdtPr>
+              <w:tag w:val="vessel_name"/>
+            </w:sdtPr>
+            <w:sdtContent>
+              <w:p>
+                <w:r>
+                  <w:t>{vessel_name}</w:t>
+                </w:r>
+              </w:p>
+            </w:sdtContent>
+          </w:sdt>
         </w:tc>
         <w:tc>
           <w:tcPr>

--- a/CHECKLISTS/CARIBBEAN CARGO SHIP SAFETY CERTIFICATE/CHECK  LIST/CCSSC-01.docx
+++ b/CHECKLISTS/CARIBBEAN CARGO SHIP SAFETY CERTIFICATE/CHECK  LIST/CCSSC-01.docx
@@ -22729,43 +22729,28 @@
     </w:p>
     <w:p>
       <w:pPr>
-        <w:pStyle w:val="Heading2"/>
-        <w:spacing w:before="0" w:line="248" w:lineRule="exact"/>
-        <w:ind w:left="5993" w:firstLine="0"/>
-        <w:rPr>
-          <w:rFonts w:cs="Calibri"/>
-          <w:b w:val="0"/>
-          <w:bCs w:val="0"/>
-          <w:sz w:val="20"/>
-          <w:szCs w:val="20"/>
-        </w:rPr>
-      </w:pPr>
-      <w:r>
-        <w:rPr>
-          <w:spacing w:val="-1"/>
-        </w:rPr>
-        <w:t xml:space="preserve">GR </w:t>
-      </w:r>
-      <w:r>
-        <w:rPr>
-          <w:spacing w:val="-1"/>
-        </w:rPr>
-        <w:t>CLASS</w:t>
-      </w:r>
-      <w:r>
-        <w:rPr>
-          <w:spacing w:val="-2"/>
-        </w:rPr>
-        <w:t xml:space="preserve"> </w:t>
-      </w:r>
-      <w:r>
-        <w:rPr>
-          <w:spacing w:val="-1"/>
-        </w:rPr>
-        <w:t>REPRESENTATIVE</w:t>
-      </w:r>
-      <w:bookmarkStart w:id="5" w:name="_GoBack"/>
-      <w:bookmarkEnd w:id="5"/>
+        <w:jc w:val="right"/>
+        <w:spacing w:after="200"/>
+      </w:pPr>
+      <w:sdt>
+        <w:sdtPr>
+          <w:tag w:val="surveyor_name"/>
+        </w:sdtPr>
+        <w:sdtContent>
+          <w:r>
+            <w:t>{surveyor_name}</w:t>
+          </w:r>
+        </w:sdtContent>
+      </w:sdt>
+      <w:r>
+        <w:rPr>
+          <w:rFonts w:ascii="Arial" w:hAnsi="Arial"/>
+          <w:bold/>
+          <w:sz w:val="18"/>
+        </w:rPr>
+        <w:br/>
+        <w:t>GR CLASS REPRESENTATIVE</w:t>
+      </w:r>
     </w:p>
     <w:p>
       <w:pPr>
